--- a/docs/Antonio_Colomba_Modern_Resume.docx
+++ b/docs/Antonio_Colomba_Modern_Resume.docx
@@ -538,7 +538,7 @@
           <w:color w:val="202833"/>
           <w:sz w:val="19"/>
         </w:rPr>
-        <w:t>Delivered high-end retouching and visual finishing for agency, studio, and commercial clients including Foam Digital, McCann Erickson, Urban Studio, Nucleus Imaging, Digital Evolution, EMR Systems, Fuel Digital, Color Edge, and Young &amp; Rubicam Inc.</w:t>
+        <w:t>Delivered high-end retouching and visual finishing for agency, studio, and commercial clients including McCann Erickson, Foam Digital, Urban Studio, Nucleus Imaging, Digital Evolution, EMR Systems, Fuel Digital, Color Edge, and Young &amp; Rubicam Inc.</w:t>
       </w:r>
     </w:p>
     <w:p>

--- a/docs/Antonio_Colomba_Modern_Resume.docx
+++ b/docs/Antonio_Colomba_Modern_Resume.docx
@@ -684,7 +684,7 @@
           <w:color w:val="202833"/>
           <w:sz w:val="18"/>
         </w:rPr>
-        <w:t>Digital Media Arts College, M.F.A. Visual Effects Animation, Highest Academic Distinction.</w:t>
+        <w:t>Digital Media Arts College, now part of Lynn University, M.F.A. Visual Effects Animation, Highest Academic Distinction.</w:t>
       </w:r>
     </w:p>
     <w:p>
@@ -701,7 +701,7 @@
           <w:color w:val="202833"/>
           <w:sz w:val="18"/>
         </w:rPr>
-        <w:t>Digital Media Arts College, B.F.A. 3D Character Animation, Summa Cum Laude, First in Class 2015.</w:t>
+        <w:t>Digital Media Arts College, now part of Lynn University, B.F.A. 3D Character Animation, Summa Cum Laude, First in Class 2015.</w:t>
       </w:r>
     </w:p>
     <w:p>

--- a/docs/Antonio_Colomba_Modern_Resume.docx
+++ b/docs/Antonio_Colomba_Modern_Resume.docx
@@ -701,7 +701,7 @@
           <w:color w:val="202833"/>
           <w:sz w:val="18"/>
         </w:rPr>
-        <w:t>Digital Media Arts College, now part of Lynn University, B.F.A. 3D Character Animation, Summa Cum Laude, First in Class 2015.</w:t>
+        <w:t>Digital Media Arts College, now part of Lynn University, B.F.A. 3D Character Animation, Summa Cum Laude.</w:t>
       </w:r>
     </w:p>
     <w:p>

--- a/docs/Antonio_Colomba_Modern_Resume.docx
+++ b/docs/Antonio_Colomba_Modern_Resume.docx
@@ -251,7 +251,7 @@
           <w:color w:val="66717F"/>
           <w:sz w:val="18"/>
         </w:rPr>
-        <w:t xml:space="preserve">   local/private crypto product prototype</w:t>
+        <w:t xml:space="preserve">   crypto product prototype</w:t>
       </w:r>
     </w:p>
     <w:p>
@@ -414,7 +414,7 @@
           <w:color w:val="66717F"/>
           <w:sz w:val="18"/>
         </w:rPr>
-        <w:t>local/private projects should be shown through screenshots, walkthroughs, and short project summaries, not live product claims.</w:t>
+        <w:t>Project prototypes should be shown through screenshots, walkthroughs, and short project summaries, not live product claims.</w:t>
       </w:r>
     </w:p>
     <w:p>
@@ -521,7 +521,7 @@
           <w:color w:val="66717F"/>
           <w:sz w:val="18"/>
         </w:rPr>
-        <w:t xml:space="preserve">   NYC | dates to confirm</w:t>
+        <w:t xml:space="preserve">   NYC</w:t>
       </w:r>
     </w:p>
     <w:p>

--- a/docs/Antonio_Colomba_Modern_Resume.docx
+++ b/docs/Antonio_Colomba_Modern_Resume.docx
@@ -135,6 +135,23 @@
                 <w:sz w:val="17"/>
               </w:rPr>
               <w:t>getantonio@gmail.com</w:t>
+            </w:r>
+          </w:p>
+          <w:p>
+            <w:pPr>
+              <w:spacing w:before="0" w:after="40" w:line="240" w:lineRule="auto"/>
+              <w:ind w:left="0" w:right="0"/>
+              <w:jc w:val="right"/>
+            </w:pPr>
+            <w:r>
+              <w:rPr>
+                <w:rFonts w:ascii="Aptos" w:hAnsi="Aptos" w:eastAsia="Aptos"/>
+                <w:b w:val="0"/>
+                <w:i w:val="0"/>
+                <w:color w:val="66717F"/>
+                <w:sz w:val="17"/>
+              </w:rPr>
+              <w:t>www.acolomba.com</w:t>
             </w:r>
           </w:p>
           <w:p>
